--- a/docs/CMA_Analyser_User_Guide.docx
+++ b/docs/CMA_Analyser_User_Guide.docx
@@ -545,6 +545,138 @@
     <w:p>
       <w:r>
         <w:t>afterwards to include the narrative in section 8.</w:t>
+      </w:r>
+    </w:p>
+    <w:p>
+      <w:pPr>
+        <w:pStyle w:val="Heading2"/>
+      </w:pPr>
+      <w:r>
+        <w:t>Step 8 — Check the analyst's proposal note</w:t>
+      </w:r>
+    </w:p>
+    <w:p>
+      <w:r>
+        <w:t>If you receive the analyst's appraisal note as a .docx, trace every</w:t>
+      </w:r>
+    </w:p>
+    <w:p>
+      <w:r>
+        <w:t>figure in it back to the CMA data:</w:t>
+      </w:r>
+    </w:p>
+    <w:p>
+      <w:r>
+        <w:rPr>
+          <w:rFonts w:ascii="Consolas" w:hAnsi="Consolas"/>
+          <w:color w:val="1F3B57"/>
+          <w:sz w:val="17"/>
+        </w:rPr>
+        <w:t>.\venv\Scripts\python.exe cma.py notecheck "D:\Work\&lt;note&gt;.docx" -b "WINTAS TEXTILES"</w:t>
+      </w:r>
+    </w:p>
+    <w:p>
+      <w:r>
+        <w:t>Figures that trace are confirmed; the rest are listed with their</w:t>
+      </w:r>
+    </w:p>
+    <w:p>
+      <w:r>
+        <w:t xml:space="preserve">surrounding sentence as </w:t>
+      </w:r>
+      <w:r>
+        <w:rPr>
+          <w:b/>
+        </w:rPr>
+        <w:t>verification items</w:t>
+      </w:r>
+      <w:r>
+        <w:t xml:space="preserve"> — typically facility</w:t>
+      </w:r>
+    </w:p>
+    <w:p>
+      <w:r>
+        <w:t>limits and sanction terms (check those against the sanction documents)</w:t>
+      </w:r>
+    </w:p>
+    <w:p>
+      <w:r>
+        <w:t>or, occasionally, a number that exists nowhere. Dates, identifiers and</w:t>
+      </w:r>
+    </w:p>
+    <w:p>
+      <w:r>
+        <w:t>codes are skipped automatically.</w:t>
+      </w:r>
+    </w:p>
+    <w:p>
+      <w:pPr>
+        <w:pStyle w:val="Heading2"/>
+      </w:pPr>
+      <w:r>
+        <w:t>Step 9 — Benchmark against your own book</w:t>
+      </w:r>
+    </w:p>
+    <w:p>
+      <w:r>
+        <w:t>Every borrower you ingest becomes a peer. Tag industries once, then:</w:t>
+      </w:r>
+    </w:p>
+    <w:p>
+      <w:r>
+        <w:rPr>
+          <w:rFonts w:ascii="Consolas" w:hAnsi="Consolas"/>
+          <w:color w:val="1F3B57"/>
+          <w:sz w:val="17"/>
+        </w:rPr>
+        <w:t>.\venv\Scripts\python.exe cma.py industry "WINTAS TEXTILES" "Textiles"</w:t>
+        <w:br/>
+        <w:t>.\venv\Scripts\python.exe cma.py benchmark -b "WINTAS TEXTILES"</w:t>
+      </w:r>
+    </w:p>
+    <w:p>
+      <w:r>
+        <w:t>The borrower is placed at a percentile among same-industry peers (whole</w:t>
+      </w:r>
+    </w:p>
+    <w:p>
+      <w:r>
+        <w:t>book while an industry is thin) on margins, growth, liquidity, leverage</w:t>
+      </w:r>
+    </w:p>
+    <w:p>
+      <w:r>
+        <w:t>and DSO. Maintain sector medians from public rating-agency notes for an</w:t>
+      </w:r>
+    </w:p>
+    <w:p>
+      <w:r>
+        <w:t>external yardstick — they appear alongside automatically:</w:t>
+      </w:r>
+    </w:p>
+    <w:p>
+      <w:r>
+        <w:rPr>
+          <w:rFonts w:ascii="Consolas" w:hAnsi="Consolas"/>
+          <w:color w:val="1F3B57"/>
+          <w:sz w:val="17"/>
+        </w:rPr>
+        <w:t>.\venv\Scripts\python.exe cma.py norms "Textiles" --set ebitda_margin=0.075 current_ratio=1.25 tol_tnw=2.0 --source "CRISIL Apr 2026"</w:t>
+      </w:r>
+    </w:p>
+    <w:p>
+      <w:r>
+        <w:t>The comparison sharpens with every proposal you process — and once ten</w:t>
+      </w:r>
+    </w:p>
+    <w:p>
+      <w:r>
+        <w:t>borrower-years accumulate, the multivariate anomaly detector</w:t>
+      </w:r>
+    </w:p>
+    <w:p>
+      <w:r>
+        <w:t>(IsolationForest) activates on its own.</w:t>
       </w:r>
     </w:p>
     <w:p>
@@ -1470,6 +1602,20 @@
         <w:br/>
         <w:t>cma.py committee [-b NAME]           4-agent AI narrative (Ollama)</w:t>
         <w:br/>
+        <w:t>cma.py benchmark [-b NAME]           borrower vs the book + industry norms</w:t>
+        <w:br/>
+        <w:t>cma.py industry NAME INDUSTRY        tag a borrower's industry</w:t>
+        <w:br/>
+        <w:t>cma.py norms INDUSTRY --set METRIC=VALUE ... [--source SRC]</w:t>
+        <w:br/>
+        <w:t xml:space="preserve">                                     maintain sector medians</w:t>
+        <w:br/>
+        <w:t xml:space="preserve">                                     metrics: ebitda_margin pat_margin</w:t>
+        <w:br/>
+        <w:t xml:space="preserve">                                     sales_growth current_ratio tol_tnw dso</w:t>
+        <w:br/>
+        <w:t>cma.py notecheck PATH [-b NAME]      trace an analyst note's figures to CMA</w:t>
+        <w:br/>
         <w:t>cma.py serve                         REST API at 127.0.0.1:8000</w:t>
         <w:br/>
         <w:t>cma.py demo                          synthetic end-to-end demo</w:t>

--- a/docs/CMA_Analyser_User_Guide.docx
+++ b/docs/CMA_Analyser_User_Guide.docx
@@ -552,69 +552,7 @@
         <w:pStyle w:val="Heading2"/>
       </w:pPr>
       <w:r>
-        <w:t>Step 8 — Check the analyst's proposal note</w:t>
-      </w:r>
-    </w:p>
-    <w:p>
-      <w:r>
-        <w:t>If you receive the analyst's appraisal note as a .docx, trace every</w:t>
-      </w:r>
-    </w:p>
-    <w:p>
-      <w:r>
-        <w:t>figure in it back to the CMA data:</w:t>
-      </w:r>
-    </w:p>
-    <w:p>
-      <w:r>
-        <w:rPr>
-          <w:rFonts w:ascii="Consolas" w:hAnsi="Consolas"/>
-          <w:color w:val="1F3B57"/>
-          <w:sz w:val="17"/>
-        </w:rPr>
-        <w:t>.\venv\Scripts\python.exe cma.py notecheck "D:\Work\&lt;note&gt;.docx" -b "WINTAS TEXTILES"</w:t>
-      </w:r>
-    </w:p>
-    <w:p>
-      <w:r>
-        <w:t>Figures that trace are confirmed; the rest are listed with their</w:t>
-      </w:r>
-    </w:p>
-    <w:p>
-      <w:r>
-        <w:t xml:space="preserve">surrounding sentence as </w:t>
-      </w:r>
-      <w:r>
-        <w:rPr>
-          <w:b/>
-        </w:rPr>
-        <w:t>verification items</w:t>
-      </w:r>
-      <w:r>
-        <w:t xml:space="preserve"> — typically facility</w:t>
-      </w:r>
-    </w:p>
-    <w:p>
-      <w:r>
-        <w:t>limits and sanction terms (check those against the sanction documents)</w:t>
-      </w:r>
-    </w:p>
-    <w:p>
-      <w:r>
-        <w:t>or, occasionally, a number that exists nowhere. Dates, identifiers and</w:t>
-      </w:r>
-    </w:p>
-    <w:p>
-      <w:r>
-        <w:t>codes are skipped automatically.</w:t>
-      </w:r>
-    </w:p>
-    <w:p>
-      <w:pPr>
-        <w:pStyle w:val="Heading2"/>
-      </w:pPr>
-      <w:r>
-        <w:t>Step 9 — Benchmark against your own book</w:t>
+        <w:t>Step 8 — Benchmark against your own book</w:t>
       </w:r>
     </w:p>
     <w:p>
@@ -1614,8 +1552,6 @@
         <w:br/>
         <w:t xml:space="preserve">                                     sales_growth current_ratio tol_tnw dso</w:t>
         <w:br/>
-        <w:t>cma.py notecheck PATH [-b NAME]      trace an analyst note's figures to CMA</w:t>
-        <w:br/>
         <w:t>cma.py serve                         REST API at 127.0.0.1:8000</w:t>
         <w:br/>
         <w:t>cma.py demo                          synthetic end-to-end demo</w:t>

--- a/docs/CMA_Analyser_User_Guide.docx
+++ b/docs/CMA_Analyser_User_Guide.docx
@@ -1552,9 +1552,102 @@
         <w:br/>
         <w:t xml:space="preserve">                                     sales_growth current_ratio tol_tnw dso</w:t>
         <w:br/>
+        <w:t>cma.py manual QUESTION...            ask the loan manual (local AI, cited)</w:t>
+        <w:br/>
+        <w:t>cma.py manual --find QUESTION...     show raw manual passages instead</w:t>
+        <w:br/>
+        <w:t>cma.py manual --index FILE.md        (re)index the manual markdown</w:t>
+        <w:br/>
         <w:t>cma.py serve                         REST API at 127.0.0.1:8000</w:t>
         <w:br/>
         <w:t>cma.py demo                          synthetic end-to-end demo</w:t>
+      </w:r>
+    </w:p>
+    <w:p>
+      <w:pPr>
+        <w:pStyle w:val="Heading1"/>
+      </w:pPr>
+      <w:r>
+        <w:t>7. The loan manual</w:t>
+      </w:r>
+    </w:p>
+    <w:p>
+      <w:r>
+        <w:t>Index the bank's Manual on Loans &amp; Advances once (markdown export):</w:t>
+      </w:r>
+    </w:p>
+    <w:p>
+      <w:r>
+        <w:rPr>
+          <w:rFonts w:ascii="Consolas" w:hAnsi="Consolas"/>
+          <w:color w:val="1F3B57"/>
+          <w:sz w:val="17"/>
+        </w:rPr>
+        <w:t>.\cma manual --index "D:\DL\loan-manual-pdf.md"</w:t>
+      </w:r>
+    </w:p>
+    <w:p>
+      <w:r>
+        <w:t>Then ask it questions in plain language — answered by the local model</w:t>
+      </w:r>
+    </w:p>
+    <w:p>
+      <w:r>
+        <w:t>strictly from the manual's own text, with chapter citations, fully</w:t>
+      </w:r>
+    </w:p>
+    <w:p>
+      <w:r>
+        <w:t>offline:</w:t>
+      </w:r>
+    </w:p>
+    <w:p>
+      <w:r>
+        <w:rPr>
+          <w:rFonts w:ascii="Consolas" w:hAnsi="Consolas"/>
+          <w:color w:val="1F3B57"/>
+          <w:sz w:val="17"/>
+        </w:rPr>
+        <w:t>.\cma manual under second method of lending how much margin must the borrower bring</w:t>
+        <w:br/>
+        <w:t>.\cma manual --find drawing power stock statement   # raw passages, no AI</w:t>
+      </w:r>
+    </w:p>
+    <w:p>
+      <w:r>
+        <w:t>If the extracts don't cover the question, it says so rather than</w:t>
+      </w:r>
+    </w:p>
+    <w:p>
+      <w:r>
+        <w:t xml:space="preserve">guessing. Add </w:t>
+      </w:r>
+      <w:r>
+        <w:rPr>
+          <w:rFonts w:ascii="Consolas" w:hAnsi="Consolas"/>
+          <w:sz w:val="18"/>
+        </w:rPr>
+        <w:t>--refs</w:t>
+      </w:r>
+      <w:r>
+        <w:t xml:space="preserve"> to see the source passages under the answer, or</w:t>
+      </w:r>
+    </w:p>
+    <w:p>
+      <w:r>
+        <w:rPr>
+          <w:rFonts w:ascii="Consolas" w:hAnsi="Consolas"/>
+          <w:sz w:val="18"/>
+        </w:rPr>
+        <w:t>-k 8</w:t>
+      </w:r>
+      <w:r>
+        <w:t xml:space="preserve"> to retrieve more. The manual's text lives only in your local</w:t>
+      </w:r>
+    </w:p>
+    <w:p>
+      <w:r>
+        <w:t>database — it is never committed to the code repository.</w:t>
       </w:r>
     </w:p>
     <w:sectPr>

--- a/docs/CMA_Analyser_User_Guide.docx
+++ b/docs/CMA_Analyser_User_Guide.docx
@@ -450,6 +450,91 @@
     <w:p>
       <w:r>
         <w:t>unchecked (or older than 90 days) appear in the memo as a committee query.</w:t>
+      </w:r>
+    </w:p>
+    <w:p>
+      <w:r>
+        <w:rPr>
+          <w:b/>
+        </w:rPr>
+        <w:t>Probe42 reports (MCA, automated).</w:t>
+      </w:r>
+      <w:r>
+        <w:t xml:space="preserve"> If you download a company report</w:t>
+      </w:r>
+    </w:p>
+    <w:p>
+      <w:r>
+        <w:t>from Probe42, the tool reads it directly — no manual typing for the MCA</w:t>
+      </w:r>
+    </w:p>
+    <w:p>
+      <w:r>
+        <w:t>leg:</w:t>
+      </w:r>
+    </w:p>
+    <w:p>
+      <w:r>
+        <w:rPr>
+          <w:rFonts w:ascii="Consolas" w:hAnsi="Consolas"/>
+          <w:color w:val="1F3B57"/>
+          <w:sz w:val="17"/>
+        </w:rPr>
+        <w:t>.\cma probe "D:\DL\U28999GJ2020PTC118078.pdf" -b "ARROWIN METALTECH (INDIA) PRIVATE LIMITED"</w:t>
+      </w:r>
+    </w:p>
+    <w:p>
+      <w:r>
+        <w:t xml:space="preserve">It extracts company status, open charges </w:t>
+      </w:r>
+      <w:r>
+        <w:rPr>
+          <w:b/>
+        </w:rPr>
+        <w:t>with holder names</w:t>
+      </w:r>
+      <w:r>
+        <w:t xml:space="preserve"> (so you</w:t>
+      </w:r>
+    </w:p>
+    <w:p>
+      <w:r>
+        <w:t>see who else has lent — charges held by lenders other than SBI are</w:t>
+      </w:r>
+    </w:p>
+    <w:p>
+      <w:r>
+        <w:t>flagged), auditor qualifications, legal cases, BIFR/CDR/suit-filed/</w:t>
+      </w:r>
+    </w:p>
+    <w:p>
+      <w:r>
+        <w:t>name-removal compliance, and records the MCA check automatically. An</w:t>
+      </w:r>
+    </w:p>
+    <w:p>
+      <w:r>
+        <w:t>adverse status, a qualified auditor report, or cases on record mark the</w:t>
+      </w:r>
+    </w:p>
+    <w:p>
+      <w:r>
+        <w:t xml:space="preserve">check </w:t>
+      </w:r>
+      <w:r>
+        <w:rPr>
+          <w:rFonts w:ascii="Consolas" w:hAnsi="Consolas"/>
+          <w:sz w:val="18"/>
+        </w:rPr>
+        <w:t>adverse</w:t>
+      </w:r>
+      <w:r>
+        <w:t xml:space="preserve"> → into EWS and the committee queries. (Download the</w:t>
+      </w:r>
+    </w:p>
+    <w:p>
+      <w:r>
+        <w:t>report yourself from the Probe42 portal; the tool only reads the file.)</w:t>
       </w:r>
     </w:p>
     <w:p>
@@ -1538,6 +1623,10 @@
         <w:br/>
         <w:t xml:space="preserve">                                     STATUS: clear adverse pending</w:t>
         <w:br/>
+        <w:t>cma.py probe REPORT.pdf -b NAME      import a downloaded Probe42 report</w:t>
+        <w:br/>
+        <w:t xml:space="preserve">                                     (auto-records the MCA check)</w:t>
+        <w:br/>
         <w:t>cma.py committee [-b NAME]           4-agent AI narrative (Ollama)</w:t>
         <w:br/>
         <w:t>cma.py benchmark [-b NAME]           borrower vs the book + industry norms</w:t>

--- a/docs/CMA_Analyser_User_Guide.docx
+++ b/docs/CMA_Analyser_User_Guide.docx
@@ -1641,6 +1641,12 @@
         <w:br/>
         <w:t xml:space="preserve">                                     sales_growth current_ratio tol_tnw dso</w:t>
         <w:br/>
+        <w:t>cma.py probe REPORT.pdf -b NAME      import a Probe42 company report (MCA check)</w:t>
+        <w:br/>
+        <w:t>cma.py filing AOC4.pdf -b NAME       tie out filed financials vs the CMA</w:t>
+        <w:br/>
+        <w:t>cma.py filing AUDIT.pdf -b NAME      read a scanned audit report (opinion only)</w:t>
+        <w:br/>
         <w:t>cma.py manual QUESTION...            ask the loan manual (local AI, cited)</w:t>
         <w:br/>
         <w:t>cma.py manual --find QUESTION...     show raw manual passages instead</w:t>
@@ -1657,7 +1663,179 @@
         <w:pStyle w:val="Heading1"/>
       </w:pPr>
       <w:r>
-        <w:t>7. The loan manual</w:t>
+        <w:t>7. MCA filings from Probe42 (tie-out &amp; audit opinion)</w:t>
+      </w:r>
+    </w:p>
+    <w:p>
+      <w:r>
+        <w:t>Probe42 lets you download a company's actual MCA filings. Two are worth</w:t>
+      </w:r>
+    </w:p>
+    <w:p>
+      <w:r>
+        <w:t>running through the tool:</w:t>
+      </w:r>
+    </w:p>
+    <w:p>
+      <w:r>
+        <w:rPr>
+          <w:b/>
+        </w:rPr>
+        <w:t>Form AOC-4</w:t>
+      </w:r>
+      <w:r>
+        <w:t xml:space="preserve"> (the financials as filed with MCA — a clean digital PDF):</w:t>
+      </w:r>
+    </w:p>
+    <w:p>
+      <w:r>
+        <w:rPr>
+          <w:rFonts w:ascii="Consolas" w:hAnsi="Consolas"/>
+          <w:color w:val="1F3B57"/>
+          <w:sz w:val="17"/>
+        </w:rPr>
+        <w:t>.\cma filing "D:\DL\Form AOC-4.pdf" -b "ARROWIN METALTECH (INDIA) PRIVATE LIMITED"</w:t>
+      </w:r>
+    </w:p>
+    <w:p>
+      <w:r>
+        <w:t xml:space="preserve">This </w:t>
+      </w:r>
+      <w:r>
+        <w:rPr>
+          <w:i/>
+        </w:rPr>
+        <w:t>ties out</w:t>
+      </w:r>
+      <w:r>
+        <w:t xml:space="preserve"> the filed revenue, PBT, PAT, net worth and receivables</w:t>
+      </w:r>
+    </w:p>
+    <w:p>
+      <w:r>
+        <w:t>against the CMA's audited column. A material mismatch on a core figure is</w:t>
+      </w:r>
+    </w:p>
+    <w:p>
+      <w:r>
+        <w:t xml:space="preserve">flagged as EWS #18 — </w:t>
+      </w:r>
+      <w:r>
+        <w:rPr>
+          <w:b/>
+        </w:rPr>
+        <w:t>concealment of material facts</w:t>
+      </w:r>
+      <w:r>
+        <w:t xml:space="preserve"> — which flips the</w:t>
+      </w:r>
+    </w:p>
+    <w:p>
+      <w:r>
+        <w:t>RFA condition. If everything matches (as it should for an honest file),</w:t>
+      </w:r>
+    </w:p>
+    <w:p>
+      <w:r>
+        <w:t>you get a clean confirmation you can cite in the memo.</w:t>
+      </w:r>
+    </w:p>
+    <w:p>
+      <w:r>
+        <w:rPr>
+          <w:b/>
+        </w:rPr>
+        <w:t>The audited annual report</w:t>
+      </w:r>
+      <w:r>
+        <w:t xml:space="preserve"> (usually a scanned PDF). OCR reads prose</w:t>
+      </w:r>
+    </w:p>
+    <w:p>
+      <w:r>
+        <w:t>reliably but mangles digits, so the tool reads it for the **auditor's</w:t>
+      </w:r>
+    </w:p>
+    <w:p>
+      <w:r>
+        <w:t>opinion only** — never figures:</w:t>
+      </w:r>
+    </w:p>
+    <w:p>
+      <w:r>
+        <w:rPr>
+          <w:rFonts w:ascii="Consolas" w:hAnsi="Consolas"/>
+          <w:color w:val="1F3B57"/>
+          <w:sz w:val="17"/>
+        </w:rPr>
+        <w:t>.\cma filing "D:\DL\Annual Report Scanned.pdf" -b "ARROWIN METALTECH (INDIA) PRIVATE LIMITED"</w:t>
+      </w:r>
+    </w:p>
+    <w:p>
+      <w:r>
+        <w:t>It reports whether the opinion looks unmodified / qualified / adverse and</w:t>
+      </w:r>
+    </w:p>
+    <w:p>
+      <w:r>
+        <w:t>gives verification prompts. A clear qualified or adverse opinion feeds</w:t>
+      </w:r>
+    </w:p>
+    <w:p>
+      <w:r>
+        <w:t>EWS #38; statutory-dues and going-concern remain prompts for you to</w:t>
+      </w:r>
+    </w:p>
+    <w:p>
+      <w:r>
+        <w:t>confirm against the signed report. **Treat scanned-report output as</w:t>
+      </w:r>
+    </w:p>
+    <w:p>
+      <w:r>
+        <w:t>prompts, not findings** — the figures and fine print must be read by eye.</w:t>
+      </w:r>
+    </w:p>
+    <w:p>
+      <w:r>
+        <w:t xml:space="preserve">(If you have a Probe42 </w:t>
+      </w:r>
+      <w:r>
+        <w:rPr>
+          <w:i/>
+        </w:rPr>
+        <w:t>API key</w:t>
+      </w:r>
+      <w:r>
+        <w:t xml:space="preserve"> rather than just login, `cma probe &lt;CIN&gt;</w:t>
+      </w:r>
+    </w:p>
+    <w:p>
+      <w:r>
+        <w:t>-b NAME` pulls MCA master data, charges and directors directly. With only</w:t>
+      </w:r>
+    </w:p>
+    <w:p>
+      <w:r>
+        <w:t xml:space="preserve">a downloaded company report, </w:t>
+      </w:r>
+      <w:r>
+        <w:rPr>
+          <w:rFonts w:ascii="Consolas" w:hAnsi="Consolas"/>
+          <w:sz w:val="18"/>
+        </w:rPr>
+        <w:t>cma probe &lt;report&gt;.pdf -b NAME</w:t>
+      </w:r>
+      <w:r>
+        <w:t xml:space="preserve"> imports it.)</w:t>
+      </w:r>
+    </w:p>
+    <w:p>
+      <w:pPr>
+        <w:pStyle w:val="Heading1"/>
+      </w:pPr>
+      <w:r>
+        <w:t>8. The loan manual</w:t>
       </w:r>
     </w:p>
     <w:p>

--- a/docs/CMA_Analyser_User_Guide.docx
+++ b/docs/CMA_Analyser_User_Guide.docx
@@ -142,6 +142,203 @@
         <w:t>ollama pull qwen2.5:7b</w:t>
         <w:br/>
         <w:t>ollama pull llama3.1:8b</w:t>
+      </w:r>
+    </w:p>
+    <w:p>
+      <w:pPr>
+        <w:pStyle w:val="Heading1"/>
+      </w:pPr>
+      <w:r>
+        <w:t>1A. The one-click way (recommended)</w:t>
+      </w:r>
+    </w:p>
+    <w:p>
+      <w:r>
+        <w:t xml:space="preserve">For a complete memo in one step, use the </w:t>
+      </w:r>
+      <w:r>
+        <w:rPr>
+          <w:b/>
+        </w:rPr>
+        <w:t>`workspace`</w:t>
+      </w:r>
+      <w:r>
+        <w:t xml:space="preserve"> folders and the</w:t>
+      </w:r>
+    </w:p>
+    <w:p>
+      <w:r>
+        <w:rPr>
+          <w:b/>
+        </w:rPr>
+        <w:t>`RUN_CMA.bat`</w:t>
+      </w:r>
+      <w:r>
+        <w:t xml:space="preserve"> launcher:</w:t>
+      </w:r>
+    </w:p>
+    <w:p>
+      <w:r>
+        <w:rPr>
+          <w:rFonts w:ascii="Consolas" w:hAnsi="Consolas"/>
+          <w:color w:val="1F3B57"/>
+          <w:sz w:val="17"/>
+        </w:rPr>
+        <w:t>workspace\</w:t>
+        <w:br/>
+        <w:t xml:space="preserve">   cma\          ← drop this borrower's LLMS exports (or a .xlsx)</w:t>
+        <w:br/>
+        <w:t xml:space="preserve">   probe42\      ← drop the Probe42 report / Form AOC-4 / audit report PDFs</w:t>
+        <w:br/>
+        <w:t xml:space="preserve">   notes\        ← drop the proposal note .docx   (optional; local-only)</w:t>
+        <w:br/>
+        <w:t xml:space="preserve">   loan_manual\  ← put the loan manual here once   (indexed, then left alone)</w:t>
+        <w:br/>
+        <w:t xml:space="preserve">   output\       ← the finished memo appears here</w:t>
+      </w:r>
+    </w:p>
+    <w:p>
+      <w:r>
+        <w:t xml:space="preserve">1. Drop one borrower's files into </w:t>
+      </w:r>
+      <w:r>
+        <w:rPr>
+          <w:rFonts w:ascii="Consolas" w:hAnsi="Consolas"/>
+          <w:sz w:val="18"/>
+        </w:rPr>
+        <w:t>cma\</w:t>
+      </w:r>
+      <w:r>
+        <w:t xml:space="preserve"> and </w:t>
+      </w:r>
+      <w:r>
+        <w:rPr>
+          <w:rFonts w:ascii="Consolas" w:hAnsi="Consolas"/>
+          <w:sz w:val="18"/>
+        </w:rPr>
+        <w:t>probe42\</w:t>
+      </w:r>
+      <w:r>
+        <w:t xml:space="preserve"> (and </w:t>
+      </w:r>
+      <w:r>
+        <w:rPr>
+          <w:rFonts w:ascii="Consolas" w:hAnsi="Consolas"/>
+          <w:sz w:val="18"/>
+        </w:rPr>
+        <w:t>notes\</w:t>
+      </w:r>
+      <w:r>
+        <w:t xml:space="preserve"> if</w:t>
+      </w:r>
+    </w:p>
+    <w:p>
+      <w:r>
+        <w:t xml:space="preserve">   permitted). Each folder has a README explaining what it accepts.</w:t>
+      </w:r>
+    </w:p>
+    <w:p>
+      <w:r>
+        <w:t xml:space="preserve">2. </w:t>
+      </w:r>
+      <w:r>
+        <w:rPr>
+          <w:b/>
+        </w:rPr>
+        <w:t>Double-click `RUN_CMA.bat`</w:t>
+      </w:r>
+      <w:r>
+        <w:t xml:space="preserve"> in the main folder.</w:t>
+      </w:r>
+    </w:p>
+    <w:p>
+      <w:r>
+        <w:t>3. Watch the eight steps run in the window — CMA ingest, MCA filings,</w:t>
+      </w:r>
+    </w:p>
+    <w:p>
+      <w:r>
+        <w:t xml:space="preserve">   note check, assessment, AI committee, memo. The memo lands in</w:t>
+      </w:r>
+    </w:p>
+    <w:p>
+      <w:r>
+        <w:t xml:space="preserve">   </w:t>
+      </w:r>
+      <w:r>
+        <w:rPr>
+          <w:rFonts w:ascii="Consolas" w:hAnsi="Consolas"/>
+          <w:sz w:val="18"/>
+        </w:rPr>
+        <w:t>output\</w:t>
+      </w:r>
+      <w:r>
+        <w:t xml:space="preserve"> and the window stays open so you can read the progress.</w:t>
+      </w:r>
+    </w:p>
+    <w:p>
+      <w:r>
+        <w:t xml:space="preserve">Process one borrower at a time; clear </w:t>
+      </w:r>
+      <w:r>
+        <w:rPr>
+          <w:rFonts w:ascii="Consolas" w:hAnsi="Consolas"/>
+          <w:sz w:val="18"/>
+        </w:rPr>
+        <w:t>cma\</w:t>
+      </w:r>
+      <w:r>
+        <w:t xml:space="preserve"> and </w:t>
+      </w:r>
+      <w:r>
+        <w:rPr>
+          <w:rFonts w:ascii="Consolas" w:hAnsi="Consolas"/>
+          <w:sz w:val="18"/>
+        </w:rPr>
+        <w:t>probe42\</w:t>
+      </w:r>
+      <w:r>
+        <w:t xml:space="preserve"> before the</w:t>
+      </w:r>
+    </w:p>
+    <w:p>
+      <w:r>
+        <w:t xml:space="preserve">next. Equivalent command line: </w:t>
+      </w:r>
+      <w:r>
+        <w:rPr>
+          <w:rFonts w:ascii="Consolas" w:hAnsi="Consolas"/>
+          <w:sz w:val="18"/>
+        </w:rPr>
+        <w:t>.\cma autorun</w:t>
+      </w:r>
+      <w:r>
+        <w:t xml:space="preserve"> (add </w:t>
+      </w:r>
+      <w:r>
+        <w:rPr>
+          <w:rFonts w:ascii="Consolas" w:hAnsi="Consolas"/>
+          <w:sz w:val="18"/>
+        </w:rPr>
+        <w:t>--no-committee</w:t>
+      </w:r>
+      <w:r>
+        <w:t xml:space="preserve"> to</w:t>
+      </w:r>
+    </w:p>
+    <w:p>
+      <w:r>
+        <w:t>skip the AI narrative and run in ~30s without Ollama).</w:t>
+      </w:r>
+    </w:p>
+    <w:p>
+      <w:r>
+        <w:t>The sections below describe the same steps run individually, for when you</w:t>
+      </w:r>
+    </w:p>
+    <w:p>
+      <w:r>
+        <w:t>want to do just one piece.</w:t>
       </w:r>
     </w:p>
     <w:p>
@@ -1641,6 +1838,8 @@
         <w:br/>
         <w:t xml:space="preserve">                                     sales_growth current_ratio tol_tnw dso</w:t>
         <w:br/>
+        <w:t>cma.py autorun [--no-committee]      watched folders -&gt; credit memo (one shot)</w:t>
+        <w:br/>
         <w:t>cma.py probe REPORT.pdf -b NAME      import a Probe42 company report (MCA check)</w:t>
         <w:br/>
         <w:t>cma.py filing AOC4.pdf -b NAME       tie out filed financials vs the CMA</w:t>

--- a/docs/CMA_Analyser_User_Guide.docx
+++ b/docs/CMA_Analyser_User_Guide.docx
@@ -1739,7 +1739,7 @@
         <w:rPr>
           <w:b/>
         </w:rPr>
-        <w:t>Data hygiene</w:t>
+        <w:t>Data hygiene &amp; backup</w:t>
       </w:r>
       <w:r>
         <w:t xml:space="preserve">: borrower data lives only in </w:t>
@@ -1761,15 +1761,79 @@
           <w:rFonts w:ascii="Consolas" w:hAnsi="Consolas"/>
           <w:sz w:val="18"/>
         </w:rPr>
-        <w:t>data\*.docx</w:t>
+        <w:t>workspace\output\*.docx</w:t>
       </w:r>
       <w:r>
-        <w:t xml:space="preserve"> on this PC — both are excluded from the code repository.</w:t>
+        <w:t xml:space="preserve"> on this PC — both are excluded from the code</w:t>
       </w:r>
     </w:p>
     <w:p>
       <w:r>
-        <w:t xml:space="preserve">Back up </w:t>
+        <w:t>repository. This database is your only copy of every ingested borrower,</w:t>
+      </w:r>
+    </w:p>
+    <w:p>
+      <w:r>
+        <w:t>registry/filing finding, news item, the manual index and the Probe cache.</w:t>
+      </w:r>
+    </w:p>
+    <w:p>
+      <w:r>
+        <w:t xml:space="preserve">Run </w:t>
+      </w:r>
+      <w:r>
+        <w:rPr>
+          <w:b/>
+        </w:rPr>
+        <w:t>`.\cma backup`</w:t>
+      </w:r>
+      <w:r>
+        <w:t xml:space="preserve"> periodically — it writes a timestamped, consistent</w:t>
+      </w:r>
+    </w:p>
+    <w:p>
+      <w:r>
+        <w:t xml:space="preserve">copy to </w:t>
+      </w:r>
+      <w:r>
+        <w:rPr>
+          <w:rFonts w:ascii="Consolas" w:hAnsi="Consolas"/>
+          <w:sz w:val="18"/>
+        </w:rPr>
+        <w:t>OneDrive\CMA_Backups\</w:t>
+      </w:r>
+      <w:r>
+        <w:t xml:space="preserve"> (so it syncs off the laptop) and keeps the</w:t>
+      </w:r>
+    </w:p>
+    <w:p>
+      <w:r>
+        <w:t xml:space="preserve">latest 14. Pass </w:t>
+      </w:r>
+      <w:r>
+        <w:rPr>
+          <w:rFonts w:ascii="Consolas" w:hAnsi="Consolas"/>
+          <w:sz w:val="18"/>
+        </w:rPr>
+        <w:t>--to "&lt;folder&gt;"</w:t>
+      </w:r>
+      <w:r>
+        <w:t xml:space="preserve"> for a different destination. To restore,</w:t>
+      </w:r>
+    </w:p>
+    <w:p>
+      <w:r>
+        <w:t xml:space="preserve">copy a </w:t>
+      </w:r>
+      <w:r>
+        <w:rPr>
+          <w:rFonts w:ascii="Consolas" w:hAnsi="Consolas"/>
+          <w:sz w:val="18"/>
+        </w:rPr>
+        <w:t>cma_*.sqlite</w:t>
+      </w:r>
+      <w:r>
+        <w:t xml:space="preserve"> file back to </w:t>
       </w:r>
       <w:r>
         <w:rPr>
@@ -1779,12 +1843,7 @@
         <w:t>db\cma.sqlite</w:t>
       </w:r>
       <w:r>
-        <w:t xml:space="preserve"> if you want to preserve recorded registry checks</w:t>
-      </w:r>
-    </w:p>
-    <w:p>
-      <w:r>
-        <w:t>and news history; everything else regenerates from the exports.</w:t>
+        <w:t>.</w:t>
       </w:r>
     </w:p>
     <w:p>
@@ -1839,6 +1898,8 @@
         <w:t xml:space="preserve">                                     sales_growth current_ratio tol_tnw dso</w:t>
         <w:br/>
         <w:t>cma.py autorun [--no-committee]      watched folders -&gt; credit memo (one shot)</w:t>
+        <w:br/>
+        <w:t>cma.py backup [--to FOLDER]          copy the database to OneDrive (timestamped)</w:t>
         <w:br/>
         <w:t>cma.py probe REPORT.pdf -b NAME      import a Probe42 company report (MCA check)</w:t>
         <w:br/>
